--- a/docs/proofing-script-v3.docx
+++ b/docs/proofing-script-v3.docx
@@ -82,7 +82,7 @@
         <w:rPr>
           <w:rFonts w:hint="eastAsia"/>
         </w:rPr>
-        <w:t xml:space="preserve">：第三版，已依現行《桃園市政府員工廉政倫理規範》、《政府採購法》第26條及《採購評選委員會審議規則》第14條修正，並補齊個人資料保護法第8條利用期間／對象告知。</w:t>
+        <w:t xml:space="preserve">：第四版，已依現行《桃園市政府員工廉政倫理規範》、《政府採購法》第26條及《採購評選委員會審議規則》第14條修正，並補齊個人資料保護法第8條利用期間、地區、對象告知。人工審查者若有意見，以其實務判斷為最後準則。</w:t>
       </w:r>
       <w:r>
         <w:t xml:space="preserve"> </w:t>
@@ -4306,7 +4306,7 @@
         <w:rPr>
           <w:rFonts w:hint="eastAsia"/>
         </w:rPr>
-        <w:t xml:space="preserve">【蒐集個人資料告知事項】桃園市政府文化局政風室為辦理本次工程倫理宣導活動之參與紀錄、兌獎核對及成效統計，蒐集您的姓名、辦公室分機，以及本活動之完成日期、兩案遊戲結局、誠信度及任務代號等資料。資料利用期間為本活動辦理及成果統計所需期間，原則保存至活動結束後6個月；利用對象為本局辦理本活動之相關人員，並以電子方式處理及利用。因本活動使用</w:t>
+        <w:t xml:space="preserve">【蒐集個人資料告知事項】桃園市政府文化局政風室為辦理本次工程倫理宣導活動之參與紀錄、兌獎核對及成效統計，蒐集您的姓名、辦公室分機，以及本活動之完成日期、兩案遊戲結局、誠信度及任務代號等資料。可識別個人之資料利用期間最長至活動結束後6個月；利用地區為中華民國境內，以及因使用</w:t>
       </w:r>
       <w:r>
         <w:t xml:space="preserve"> Google </w:t>
@@ -4315,6 +4315,15 @@
         <w:rPr>
           <w:rFonts w:hint="eastAsia"/>
         </w:rPr>
+        <w:t xml:space="preserve">表單服務所涉及之境外資料處理地區；利用對象為本局辦理本活動之相關人員，並以電子方式處理及利用。本活動使用</w:t>
+      </w:r>
+      <w:r>
+        <w:t xml:space="preserve"> Google </w:t>
+      </w:r>
+      <w:r>
+        <w:rPr>
+          <w:rFonts w:hint="eastAsia"/>
+        </w:rPr>
         <w:t xml:space="preserve">表單蒐集資料，資料處理可能涉及</w:t>
       </w:r>
       <w:r>
@@ -4417,16 +4426,7 @@
         <w:rPr>
           <w:rFonts w:hint="eastAsia"/>
         </w:rPr>
-        <w:t xml:space="preserve">個資告知已補上利用期間、利用對象、Google</w:t>
-      </w:r>
-      <w:r>
-        <w:t xml:space="preserve"> </w:t>
-      </w:r>
-      <w:r>
-        <w:rPr>
-          <w:rFonts w:hint="eastAsia"/>
-        </w:rPr>
-        <w:t xml:space="preserve">表單雲端服務等說明，此項已無待辦事項。</w:t>
+        <w:t xml:space="preserve">個資告知已補齊個人資料保護法第8條要求之利用期間、地區、對象及方式，此項已無待辦事項。</w:t>
       </w:r>
     </w:p>
     <w:p>

--- a/docs/proofing-script-v3.docx
+++ b/docs/proofing-script-v3.docx
@@ -82,7 +82,7 @@
         <w:rPr>
           <w:rFonts w:hint="eastAsia"/>
         </w:rPr>
-        <w:t xml:space="preserve">：第四版，已依現行《桃園市政府員工廉政倫理規範》、《政府採購法》第26條及《採購評選委員會審議規則》第14條修正，並補齊個人資料保護法第8條利用期間、地區、對象告知。人工審查者若有意見，以其實務判斷為最後準則。</w:t>
+        <w:t xml:space="preserve">：第四版（送審版），已依現行《桃園市政府員工廉政倫理規範》、《政府採購法》第26條及《採購評選委員會審議規則》第14條修正，並補齊個人資料保護法第8條利用期間、地區、對象、方式及當事人第3條權利之完整告知。人工審查者若有意見，以其實務判斷為最後準則；審查完成後可另存為定稿版，移除本行工作流程備註。</w:t>
       </w:r>
       <w:r>
         <w:t xml:space="preserve"> </w:t>
@@ -4306,34 +4306,7 @@
         <w:rPr>
           <w:rFonts w:hint="eastAsia"/>
         </w:rPr>
-        <w:t xml:space="preserve">【蒐集個人資料告知事項】桃園市政府文化局政風室為辦理本次工程倫理宣導活動之參與紀錄、兌獎核對及成效統計，蒐集您的姓名、辦公室分機，以及本活動之完成日期、兩案遊戲結局、誠信度及任務代號等資料。可識別個人之資料利用期間最長至活動結束後6個月；利用地區為中華民國境內，以及因使用</w:t>
-      </w:r>
-      <w:r>
-        <w:t xml:space="preserve"> Google </w:t>
-      </w:r>
-      <w:r>
-        <w:rPr>
-          <w:rFonts w:hint="eastAsia"/>
-        </w:rPr>
-        <w:t xml:space="preserve">表單服務所涉及之境外資料處理地區；利用對象為本局辦理本活動之相關人員，並以電子方式處理及利用。本活動使用</w:t>
-      </w:r>
-      <w:r>
-        <w:t xml:space="preserve"> Google </w:t>
-      </w:r>
-      <w:r>
-        <w:rPr>
-          <w:rFonts w:hint="eastAsia"/>
-        </w:rPr>
-        <w:t xml:space="preserve">表單蒐集資料，資料處理可能涉及</w:t>
-      </w:r>
-      <w:r>
-        <w:t xml:space="preserve"> Google </w:t>
-      </w:r>
-      <w:r>
-        <w:rPr>
-          <w:rFonts w:hint="eastAsia"/>
-        </w:rPr>
-        <w:t xml:space="preserve">所提供之雲端服務。您得依個人資料保護法第3條規定行使相關權利；如不提供姓名或辦公室分機，將無法辦理兌獎核對。相關事項請洽桃園市政府文化局政風室。</w:t>
+        <w:t xml:space="preserve">【蒐集個人資料告知事項】桃園市政府文化局政風室為辦理本次工程倫理宣導活動之參與紀錄、兌獎核對及成效統計，蒐集您的姓名、辦公室分機，以及本活動之完成日期、兩案遊戲結局、誠信度及任務代號等資料。可識別個人之資料利用期間最長至活動結束後6個月；利用地區為中華民國境內，以及因使用Google表單服務所涉及之境外資料處理地區；利用對象為本局辦理本活動之相關人員，並以電子方式處理及利用。本活動使用Google表單蒐集資料，資料處理可能涉及Google所提供之雲端服務。您得依個人資料保護法第3條規定，就您的個人資料行使查詢或請求閱覽、請求製給複製本、請求補充或更正、請求停止蒐集、處理或利用，以及請求刪除等權利；如欲行使上開權利，請洽桃園市政府文化局政風室。若您選擇不提供姓名或辦公室分機，將無法辦理本活動之兌獎核對。</w:t>
       </w:r>
     </w:p>
     <w:p>
@@ -4426,7 +4399,7 @@
         <w:rPr>
           <w:rFonts w:hint="eastAsia"/>
         </w:rPr>
-        <w:t xml:space="preserve">個資告知已補齊個人資料保護法第8條要求之利用期間、地區、對象及方式，此項已無待辦事項。</w:t>
+        <w:t xml:space="preserve">個資告知已補齊個人資料保護法第8條要求之利用期間、地區、對象、方式，以及當事人依第3條規定得行使之權利及行使方式，此項已無待辦事項。</w:t>
       </w:r>
     </w:p>
     <w:p>
